--- a/nep/docx/50.content.docx
+++ b/nep/docx/50.content.docx
@@ -136,13 +136,6 @@
         <w:rPr>
           <w:lang w:val="ne_NP" w:bidi="ne_NP"/>
         </w:rPr>
-      </w:r>
-      <w:r>
-        <w:rPr>
-          <w:i/>
-          <w:lang w:val="ne_NP" w:bidi="ne_NP"/>
-        </w:rPr>
-        <w:t>फिलिप्पी 1:1, फिलिप्पी 1:5, फिलिप्पी 1:6, फिलिप्पी 1:7, फिलिप्पी 1:9, फिलिप्पी 1:11, फिलिप्पी 1:12–14, फिलिप्पी 1:17, फिलिप्पी 1:18, फिलिप्पी 1:20, फिलिप्पी 1:21, फिलिप्पी 1:22–24, फिलिप्पी 1:25, फिलिप्पी 1:27, फिलिप्पी 1:28, फिलिप्पी 1:29, फिलिप्पी 2:2, फिलिप्पी 2:3, फिलिप्पी 2:5–6, फिलिप्पी 2:6, फिलिप्पी 2:7, फिलिप्पी 2:8, फिलिप्पी 2:9, फिलिप्पी 2:11, फिलिप्पी 2:12, फिलिप्पी 2:13, फिलिप्पी 2:14, फिलिप्पी 2:17, फिलिप्पी 2:20, फिलिप्पी 2:24, फिलिप्पी 2:30, फिलिप्पी 3:2, फिलिप्पी 3:3, फिलिप्पी 3:6, फिलिप्पी 3:7, फिलिप्पी 3:8, फिलिप्पी 3:9, फिलिप्पी 3:10, फिलिप्पी 3:12, फिलिप्पी 3:14, फिलिप्पी 3:17, फिलिप्पी 3:19, फिलिप्पी 3:20, फिलिप्पी 3:21, फिलिप्पी 4:1, फिलिप्पी 4:2, फिलिप्पी 4:4, फिलिप्पी 4:6, फिलिप्पी 4:7, फिलिप्पी 4:8, फिलिप्पी 4:10, फिलिप्पी 4:11–12, फिलिप्पी 4:13, फिलिप्पी 4:17, फिलिप्पी 4:18, फिलिप्पी 4:19, फिलिप्पी 4:22</w:t>
       </w:r>
       <w:r>
         <w:rPr>

--- a/nep/docx/50.content.docx
+++ b/nep/docx/50.content.docx
@@ -123,19 +123,6 @@
           <w:lang w:val="ne_NP" w:bidi="ne_NP"/>
         </w:rPr>
         <w:t>PHP</w:t>
-      </w:r>
-      <w:r>
-        <w:rPr>
-          <w:lang w:val="ne_NP" w:bidi="ne_NP"/>
-        </w:rPr>
-      </w:r>
-    </w:p>
-    <w:p>
-      <w:pPr/>
-      <w:r>
-        <w:rPr>
-          <w:lang w:val="ne_NP" w:bidi="ne_NP"/>
-        </w:rPr>
       </w:r>
       <w:r>
         <w:rPr>

--- a/nep/docx/50.content.docx
+++ b/nep/docx/50.content.docx
@@ -19,7 +19,7 @@
         <w:rPr>
           <w:lang w:val="ne_NP" w:bidi="ne_NP"/>
         </w:rPr>
-        <w:t>Resource: Translation Questions (unfoldingWord)</w:t>
+        <w:t>Resource: unfoldingWord® Translation Questions</w:t>
       </w:r>
       <w:r>
         <w:rPr>
@@ -85,7 +85,7 @@
         <w:rPr>
           <w:lang w:val="ne_NP" w:bidi="ne_NP"/>
         </w:rPr>
-        <w:t>Translation Questions (unfoldingWord)</w:t>
+        <w:t>unfoldingWord® Translation Questions</w:t>
       </w:r>
     </w:p>
     <w:p>
